--- a/docs/使用手册.docx
+++ b/docs/使用手册.docx
@@ -26,7 +26,7 @@
           <w:color w:val="1C262B"/>
           <w:sz w:val="21"/>
         </w:rPr>
-        <w:t>适用版本：v1.8.1　适用系统：Windows 10 / 11（64 位）</w:t>
+        <w:t>适用版本：v1.9　适用系统：Windows 10 / 11（64 位）</w:t>
       </w:r>
     </w:p>
     <w:p>
@@ -3619,6 +3619,98 @@
                 <w:color w:val="1C262B"/>
                 <w:sz w:val="18"/>
               </w:rPr>
+              <w:t>打开页面卡住、内容不显示</w:t>
+            </w:r>
+          </w:p>
+        </w:tc>
+        <w:tc>
+          <w:tcPr>
+            <w:tcW w:type="dxa" w:w="5509"/>
+            <w:vAlign w:val="center"/>
+          </w:tcPr>
+          <w:p>
+            <w:pPr>
+              <w:spacing w:before="0" w:after="0" w:line="276" w:lineRule="auto"/>
+            </w:pPr>
+            <w:r>
+              <w:rPr>
+                <w:rFonts w:ascii="Microsoft YaHei" w:hAnsi="Microsoft YaHei" w:eastAsia="Microsoft YaHei"/>
+                <w:b w:val="0"/>
+                <w:color w:val="1C262B"/>
+                <w:sz w:val="18"/>
+              </w:rPr>
+              <w:t>刷新一次页面（F5）。v1.9 起页面不再使用过期的缓存，正常不会再出现</w:t>
+            </w:r>
+          </w:p>
+        </w:tc>
+      </w:tr>
+      <w:tr>
+        <w:trPr>
+          <w:cantSplit/>
+        </w:trPr>
+        <w:tc>
+          <w:tcPr>
+            <w:tcW w:type="dxa" w:w="3732"/>
+            <w:shd w:val="clear" w:color="auto" w:fill="F2F6F7"/>
+            <w:vAlign w:val="center"/>
+          </w:tcPr>
+          <w:p>
+            <w:pPr>
+              <w:spacing w:before="0" w:after="0" w:line="276" w:lineRule="auto"/>
+            </w:pPr>
+            <w:r>
+              <w:rPr>
+                <w:rFonts w:ascii="Microsoft YaHei" w:hAnsi="Microsoft YaHei" w:eastAsia="Microsoft YaHei"/>
+                <w:b w:val="0"/>
+                <w:color w:val="1C262B"/>
+                <w:sz w:val="18"/>
+              </w:rPr>
+              <w:t>每次打开都弹“发现新版本”</w:t>
+            </w:r>
+          </w:p>
+        </w:tc>
+        <w:tc>
+          <w:tcPr>
+            <w:tcW w:type="dxa" w:w="5509"/>
+            <w:shd w:val="clear" w:color="auto" w:fill="F2F6F7"/>
+            <w:vAlign w:val="center"/>
+          </w:tcPr>
+          <w:p>
+            <w:pPr>
+              <w:spacing w:before="0" w:after="0" w:line="276" w:lineRule="auto"/>
+            </w:pPr>
+            <w:r>
+              <w:rPr>
+                <w:rFonts w:ascii="Microsoft YaHei" w:hAnsi="Microsoft YaHei" w:eastAsia="Microsoft YaHei"/>
+                <w:b w:val="0"/>
+                <w:color w:val="1C262B"/>
+                <w:sz w:val="18"/>
+              </w:rPr>
+              <w:t>当前不是最新版。下载新版本覆盖后就不再提醒；不想联网检查可以在“系统设置 → 检查更新”里关闭自动检查</w:t>
+            </w:r>
+          </w:p>
+        </w:tc>
+      </w:tr>
+      <w:tr>
+        <w:trPr>
+          <w:cantSplit/>
+        </w:trPr>
+        <w:tc>
+          <w:tcPr>
+            <w:tcW w:type="dxa" w:w="3732"/>
+            <w:vAlign w:val="center"/>
+          </w:tcPr>
+          <w:p>
+            <w:pPr>
+              <w:spacing w:before="0" w:after="0" w:line="276" w:lineRule="auto"/>
+            </w:pPr>
+            <w:r>
+              <w:rPr>
+                <w:rFonts w:ascii="Microsoft YaHei" w:hAnsi="Microsoft YaHei" w:eastAsia="Microsoft YaHei"/>
+                <w:b w:val="0"/>
+                <w:color w:val="1C262B"/>
+                <w:sz w:val="18"/>
+              </w:rPr>
               <w:t>双击 exe 没反应</w:t>
             </w:r>
           </w:p>
@@ -4486,7 +4578,7 @@
         <w:color w:val="646E73"/>
         <w:sz w:val="16"/>
       </w:rPr>
-      <w:t xml:space="preserve">RGL-OA智能归档助手 · 使用手册 v1.8.1　　第 </w:t>
+      <w:t xml:space="preserve">RGL-OA智能归档助手 · 使用手册 v1.9　　第 </w:t>
     </w:r>
     <w:r>
       <w:rPr>

--- a/docs/使用手册.docx
+++ b/docs/使用手册.docx
@@ -26,7 +26,7 @@
           <w:color w:val="1C262B"/>
           <w:sz w:val="21"/>
         </w:rPr>
-        <w:t>适用版本：v1.9　适用系统：Windows 10 / 11（64 位）</w:t>
+        <w:t>适用版本：v1.9.1　适用系统：Windows 10 / 11（64 位）</w:t>
       </w:r>
     </w:p>
     <w:p>
@@ -642,7 +642,7 @@
                 <w:color w:val="1C262B"/>
                 <w:sz w:val="18"/>
               </w:rPr>
-              <w:t>默认归档目录、OCR 自检、检查更新、数据目录位置</w:t>
+              <w:t>默认归档目录、OCR 模型选择与对比、OCR 自检、检查更新、数据目录位置</w:t>
             </w:r>
           </w:p>
         </w:tc>
@@ -687,7 +687,7 @@
                 <w:color w:val="1C262B"/>
                 <w:sz w:val="18"/>
               </w:rPr>
-              <w:t>每个版本的更新内容</w:t>
+              <w:t>每个版本的更新内容；默认只展开最新版本，点标题展开、收起，也可以“全部展开”</w:t>
             </w:r>
           </w:p>
         </w:tc>
@@ -2182,7 +2182,347 @@
           <w:color w:val="1F333B"/>
           <w:sz w:val="32"/>
         </w:rPr>
-        <w:t>七、撤销、删除和回档</w:t>
+        <w:t>七、OCR 模型</w:t>
+      </w:r>
+    </w:p>
+    <w:p>
+      <w:r>
+        <w:rPr>
+          <w:rFonts w:ascii="Microsoft YaHei" w:hAnsi="Microsoft YaHei" w:eastAsia="Microsoft YaHei"/>
+          <w:b w:val="0"/>
+          <w:color w:val="1C262B"/>
+          <w:sz w:val="21"/>
+        </w:rPr>
+        <w:t>扫描件、图片和没有文字层的 PDF 用 OCR 识别。“系统设置 → OCR 模型”里内置三套离线模型，点“使用这个模型”立即生效，不用重启：</w:t>
+      </w:r>
+    </w:p>
+    <w:tbl>
+      <w:tblPr>
+        <w:tblW w:type="auto" w:w="0"/>
+        <w:jc w:val="center"/>
+        <w:tblBorders>
+          <w:top w:val="single" w:sz="4" w:color="C9D1D4"/>
+          <w:left w:val="single" w:sz="4" w:color="C9D1D4"/>
+          <w:bottom w:val="single" w:sz="4" w:color="C9D1D4"/>
+          <w:right w:val="single" w:sz="4" w:color="C9D1D4"/>
+          <w:insideH w:val="single" w:sz="4" w:color="C9D1D4"/>
+          <w:insideV w:val="single" w:sz="4" w:color="C9D1D4"/>
+        </w:tblBorders>
+        <w:tblLayout w:type="fixed"/>
+        <w:tblCellMar>
+          <w:top w:w="50" w:type="dxa"/>
+          <w:left w:w="90" w:type="dxa"/>
+          <w:bottom w:w="50" w:type="dxa"/>
+          <w:right w:w="90" w:type="dxa"/>
+        </w:tblCellMar>
+        <w:tblLook w:firstColumn="1" w:firstRow="1" w:lastColumn="0" w:lastRow="0" w:noHBand="0" w:noVBand="1" w:val="04A0"/>
+      </w:tblPr>
+      <w:tblGrid>
+        <w:gridCol w:w="3081"/>
+        <w:gridCol w:w="3081"/>
+        <w:gridCol w:w="3081"/>
+      </w:tblGrid>
+      <w:tr>
+        <w:trPr>
+          <w:cantSplit/>
+          <w:tblHeader/>
+        </w:trPr>
+        <w:tc>
+          <w:tcPr>
+            <w:tcW w:type="dxa" w:w="2424"/>
+            <w:shd w:val="clear" w:color="auto" w:fill="304954"/>
+            <w:vAlign w:val="center"/>
+          </w:tcPr>
+          <w:p>
+            <w:pPr>
+              <w:spacing w:before="0" w:after="0" w:line="276" w:lineRule="auto"/>
+            </w:pPr>
+            <w:r>
+              <w:rPr>
+                <w:rFonts w:ascii="Microsoft YaHei" w:hAnsi="Microsoft YaHei" w:eastAsia="Microsoft YaHei"/>
+                <w:b/>
+                <w:color w:val="FFFFFF"/>
+                <w:sz w:val="18"/>
+              </w:rPr>
+              <w:t>模型</w:t>
+            </w:r>
+          </w:p>
+        </w:tc>
+        <w:tc>
+          <w:tcPr>
+            <w:tcW w:type="dxa" w:w="2878"/>
+            <w:shd w:val="clear" w:color="auto" w:fill="304954"/>
+            <w:vAlign w:val="center"/>
+          </w:tcPr>
+          <w:p>
+            <w:pPr>
+              <w:spacing w:before="0" w:after="0" w:line="276" w:lineRule="auto"/>
+            </w:pPr>
+            <w:r>
+              <w:rPr>
+                <w:rFonts w:ascii="Microsoft YaHei" w:hAnsi="Microsoft YaHei" w:eastAsia="Microsoft YaHei"/>
+                <w:b/>
+                <w:color w:val="FFFFFF"/>
+                <w:sz w:val="18"/>
+              </w:rPr>
+              <w:t>适合</w:t>
+            </w:r>
+          </w:p>
+        </w:tc>
+        <w:tc>
+          <w:tcPr>
+            <w:tcW w:type="dxa" w:w="3939"/>
+            <w:shd w:val="clear" w:color="auto" w:fill="304954"/>
+            <w:vAlign w:val="center"/>
+          </w:tcPr>
+          <w:p>
+            <w:pPr>
+              <w:spacing w:before="0" w:after="0" w:line="276" w:lineRule="auto"/>
+            </w:pPr>
+            <w:r>
+              <w:rPr>
+                <w:rFonts w:ascii="Microsoft YaHei" w:hAnsi="Microsoft YaHei" w:eastAsia="Microsoft YaHei"/>
+                <w:b/>
+                <w:color w:val="FFFFFF"/>
+                <w:sz w:val="18"/>
+              </w:rPr>
+              <w:t>特点</w:t>
+            </w:r>
+          </w:p>
+        </w:tc>
+      </w:tr>
+      <w:tr>
+        <w:trPr>
+          <w:cantSplit/>
+        </w:trPr>
+        <w:tc>
+          <w:tcPr>
+            <w:tcW w:type="dxa" w:w="2424"/>
+            <w:vAlign w:val="center"/>
+          </w:tcPr>
+          <w:p>
+            <w:pPr>
+              <w:spacing w:before="0" w:after="0" w:line="276" w:lineRule="auto"/>
+            </w:pPr>
+            <w:r>
+              <w:rPr>
+                <w:rFonts w:ascii="Microsoft YaHei" w:hAnsi="Microsoft YaHei" w:eastAsia="Microsoft YaHei"/>
+                <w:b w:val="0"/>
+                <w:color w:val="1C262B"/>
+                <w:sz w:val="18"/>
+              </w:rPr>
+              <w:t>PP-OCRv6 small（默认，推荐）</w:t>
+            </w:r>
+          </w:p>
+        </w:tc>
+        <w:tc>
+          <w:tcPr>
+            <w:tcW w:type="dxa" w:w="2878"/>
+            <w:vAlign w:val="center"/>
+          </w:tcPr>
+          <w:p>
+            <w:pPr>
+              <w:spacing w:before="0" w:after="0" w:line="276" w:lineRule="auto"/>
+            </w:pPr>
+            <w:r>
+              <w:rPr>
+                <w:rFonts w:ascii="Microsoft YaHei" w:hAnsi="Microsoft YaHei" w:eastAsia="Microsoft YaHei"/>
+                <w:b w:val="0"/>
+                <w:color w:val="1C262B"/>
+                <w:sz w:val="18"/>
+              </w:rPr>
+              <w:t>扫描件、手机照片、手写体多</w:t>
+            </w:r>
+          </w:p>
+        </w:tc>
+        <w:tc>
+          <w:tcPr>
+            <w:tcW w:type="dxa" w:w="3939"/>
+            <w:vAlign w:val="center"/>
+          </w:tcPr>
+          <w:p>
+            <w:pPr>
+              <w:spacing w:before="0" w:after="0" w:line="276" w:lineRule="auto"/>
+            </w:pPr>
+            <w:r>
+              <w:rPr>
+                <w:rFonts w:ascii="Microsoft YaHei" w:hAnsi="Microsoft YaHei" w:eastAsia="Microsoft YaHei"/>
+                <w:b w:val="0"/>
+                <w:color w:val="1C262B"/>
+                <w:sz w:val="18"/>
+              </w:rPr>
+              <w:t>准确率最高，生僻字、繁体也能认；比 PP-OCRv4 稍慢</w:t>
+            </w:r>
+          </w:p>
+        </w:tc>
+      </w:tr>
+      <w:tr>
+        <w:trPr>
+          <w:cantSplit/>
+        </w:trPr>
+        <w:tc>
+          <w:tcPr>
+            <w:tcW w:type="dxa" w:w="2424"/>
+            <w:shd w:val="clear" w:color="auto" w:fill="F2F6F7"/>
+            <w:vAlign w:val="center"/>
+          </w:tcPr>
+          <w:p>
+            <w:pPr>
+              <w:spacing w:before="0" w:after="0" w:line="276" w:lineRule="auto"/>
+            </w:pPr>
+            <w:r>
+              <w:rPr>
+                <w:rFonts w:ascii="Microsoft YaHei" w:hAnsi="Microsoft YaHei" w:eastAsia="Microsoft YaHei"/>
+                <w:b w:val="0"/>
+                <w:color w:val="1C262B"/>
+                <w:sz w:val="18"/>
+              </w:rPr>
+              <w:t>PP-OCRv6 tiny（极速）</w:t>
+            </w:r>
+          </w:p>
+        </w:tc>
+        <w:tc>
+          <w:tcPr>
+            <w:tcW w:type="dxa" w:w="2878"/>
+            <w:shd w:val="clear" w:color="auto" w:fill="F2F6F7"/>
+            <w:vAlign w:val="center"/>
+          </w:tcPr>
+          <w:p>
+            <w:pPr>
+              <w:spacing w:before="0" w:after="0" w:line="276" w:lineRule="auto"/>
+            </w:pPr>
+            <w:r>
+              <w:rPr>
+                <w:rFonts w:ascii="Microsoft YaHei" w:hAnsi="Microsoft YaHei" w:eastAsia="Microsoft YaHei"/>
+                <w:b w:val="0"/>
+                <w:color w:val="1C262B"/>
+                <w:sz w:val="18"/>
+              </w:rPr>
+              <w:t>大批量扫描件、配置较低的电脑</w:t>
+            </w:r>
+          </w:p>
+        </w:tc>
+        <w:tc>
+          <w:tcPr>
+            <w:tcW w:type="dxa" w:w="3939"/>
+            <w:shd w:val="clear" w:color="auto" w:fill="F2F6F7"/>
+            <w:vAlign w:val="center"/>
+          </w:tcPr>
+          <w:p>
+            <w:pPr>
+              <w:spacing w:before="0" w:after="0" w:line="276" w:lineRule="auto"/>
+            </w:pPr>
+            <w:r>
+              <w:rPr>
+                <w:rFonts w:ascii="Microsoft YaHei" w:hAnsi="Microsoft YaHei" w:eastAsia="Microsoft YaHei"/>
+                <w:b w:val="0"/>
+                <w:color w:val="1C262B"/>
+                <w:sz w:val="18"/>
+              </w:rPr>
+              <w:t>最快、最小；只认 6904 个常用字，手写体不如 small</w:t>
+            </w:r>
+          </w:p>
+        </w:tc>
+      </w:tr>
+      <w:tr>
+        <w:trPr>
+          <w:cantSplit/>
+        </w:trPr>
+        <w:tc>
+          <w:tcPr>
+            <w:tcW w:type="dxa" w:w="2424"/>
+            <w:vAlign w:val="center"/>
+          </w:tcPr>
+          <w:p>
+            <w:pPr>
+              <w:spacing w:before="0" w:after="0" w:line="276" w:lineRule="auto"/>
+            </w:pPr>
+            <w:r>
+              <w:rPr>
+                <w:rFonts w:ascii="Microsoft YaHei" w:hAnsi="Microsoft YaHei" w:eastAsia="Microsoft YaHei"/>
+                <w:b w:val="0"/>
+                <w:color w:val="1C262B"/>
+                <w:sz w:val="18"/>
+              </w:rPr>
+              <w:t>PP-OCRv4 mobile（经典）</w:t>
+            </w:r>
+          </w:p>
+        </w:tc>
+        <w:tc>
+          <w:tcPr>
+            <w:tcW w:type="dxa" w:w="2878"/>
+            <w:vAlign w:val="center"/>
+          </w:tcPr>
+          <w:p>
+            <w:pPr>
+              <w:spacing w:before="0" w:after="0" w:line="276" w:lineRule="auto"/>
+            </w:pPr>
+            <w:r>
+              <w:rPr>
+                <w:rFonts w:ascii="Microsoft YaHei" w:hAnsi="Microsoft YaHei" w:eastAsia="Microsoft YaHei"/>
+                <w:b w:val="0"/>
+                <w:color w:val="1C262B"/>
+                <w:sz w:val="18"/>
+              </w:rPr>
+              <w:t>要和 v1.9 及以前导入的结果保持一致</w:t>
+            </w:r>
+          </w:p>
+        </w:tc>
+        <w:tc>
+          <w:tcPr>
+            <w:tcW w:type="dxa" w:w="3939"/>
+            <w:vAlign w:val="center"/>
+          </w:tcPr>
+          <w:p>
+            <w:pPr>
+              <w:spacing w:before="0" w:after="0" w:line="276" w:lineRule="auto"/>
+            </w:pPr>
+            <w:r>
+              <w:rPr>
+                <w:rFonts w:ascii="Microsoft YaHei" w:hAnsi="Microsoft YaHei" w:eastAsia="Microsoft YaHei"/>
+                <w:b w:val="0"/>
+                <w:color w:val="1C262B"/>
+                <w:sz w:val="18"/>
+              </w:rPr>
+              <w:t>以前一直使用的模型</w:t>
+            </w:r>
+          </w:p>
+        </w:tc>
+      </w:tr>
+    </w:tbl>
+    <w:p>
+      <w:pPr>
+        <w:spacing w:after="80"/>
+      </w:pPr>
+    </w:p>
+    <w:p>
+      <w:r>
+        <w:rPr>
+          <w:rFonts w:ascii="Microsoft YaHei" w:hAnsi="Microsoft YaHei" w:eastAsia="Microsoft YaHei"/>
+          <w:b w:val="0"/>
+          <w:color w:val="1C262B"/>
+          <w:sz w:val="21"/>
+        </w:rPr>
+        <w:t>拿不准选哪个时，在卡片下方“用自己的图片对比”上传一张自己公司的扫描件，三套模型分别识别，看哪个认得最全。切换只影响之后导入的文件。</w:t>
+      </w:r>
+    </w:p>
+    <w:p>
+      <w:r>
+        <w:br w:type="page"/>
+      </w:r>
+    </w:p>
+    <w:p>
+      <w:pPr>
+        <w:pStyle w:val="Heading1"/>
+      </w:pPr>
+      <w:r>
+        <w:rPr>
+          <w:rFonts w:ascii="Microsoft YaHei" w:hAnsi="Microsoft YaHei" w:eastAsia="Microsoft YaHei"/>
+          <w:b/>
+          <w:color w:val="1F333B"/>
+          <w:sz w:val="32"/>
+        </w:rPr>
+        <w:t>八、撤销、删除和回档</w:t>
       </w:r>
     </w:p>
     <w:tbl>
@@ -2796,7 +3136,7 @@
           <w:color w:val="1F333B"/>
           <w:sz w:val="32"/>
         </w:rPr>
-        <w:t>八、台账</w:t>
+        <w:t>九、台账</w:t>
       </w:r>
     </w:p>
     <w:p>
@@ -2902,7 +3242,7 @@
           <w:color w:val="1F333B"/>
           <w:sz w:val="32"/>
         </w:rPr>
-        <w:t>九、模板设置（企业自定义 OA 模板）</w:t>
+        <w:t>十、模板设置（企业自定义 OA 模板）</w:t>
       </w:r>
     </w:p>
     <w:p>
@@ -3523,7 +3863,7 @@
           <w:color w:val="1F333B"/>
           <w:sz w:val="32"/>
         </w:rPr>
-        <w:t>十、常见问题</w:t>
+        <w:t>十一、常见问题</w:t>
       </w:r>
     </w:p>
     <w:tbl>
@@ -3933,7 +4273,7 @@
                 <w:color w:val="1C262B"/>
                 <w:sz w:val="18"/>
               </w:rPr>
-              <w:t>到“系统设置 → OCR 自检”上传一张图片，确认 OCR 可用；图片太糊、太小会影响识别</w:t>
+              <w:t>到“系统设置 → OCR 模型”换成 PP-OCRv6 small，或用“对比”看哪套模型认得最好；图片太糊、太小会影响识别</w:t>
             </w:r>
           </w:p>
         </w:tc>
@@ -4135,7 +4475,7 @@
           <w:color w:val="1F333B"/>
           <w:sz w:val="32"/>
         </w:rPr>
-        <w:t>十一、交付物清单</w:t>
+        <w:t>十二、交付物清单</w:t>
       </w:r>
     </w:p>
     <w:tbl>
@@ -4578,7 +4918,7 @@
         <w:color w:val="646E73"/>
         <w:sz w:val="16"/>
       </w:rPr>
-      <w:t xml:space="preserve">RGL-OA智能归档助手 · 使用手册 v1.9　　第 </w:t>
+      <w:t xml:space="preserve">RGL-OA智能归档助手 · 使用手册 v1.9.1　　第 </w:t>
     </w:r>
     <w:r>
       <w:rPr>
